--- a/projects/valuepickr-open-screen/docs/Mitsu Chem Plast Ltd.docx
+++ b/projects/valuepickr-open-screen/docs/Mitsu Chem Plast Ltd.docx
@@ -32,7 +32,7 @@
           <w:sz w:val="22"/>
           <w:szCs w:val="22"/>
         </w:rPr>
-        <w:t xml:space="preserve">Micro-cap plastic-moulder pivoting from commodity HDPE packaging toward higher-value hospital-furniture parts, with two good quarters and fresh promoter money via warrants</w:t>
+        <w:t xml:space="preserve">Micro-cap plastic-moulder with a real but management-flagged-cyclical Q1 FY27 margin spike (EBITDA 16% vs 6%, PAT +566%), pivoting toward hospital-furniture parts + a re-launched IBC vertical, on debt that has halved and fresh promoter warrant money — topline still growing only ~10%</w:t>
       </w:r>
     </w:p>
     <w:p>
@@ -153,7 +153,7 @@
           </w:tcPr>
           <w:p>
             <w:r>
-              <w:t xml:space="preserve">~Rs 360 Cr; FY26 revenue +~5%, Q3 FY26 +~7% YoY</w:t>
+              <w:t xml:space="preserve">FY26 Rs 350 Cr (+5.4%); Q1 FY27 total income Rs 95.3 Cr (+11.6% YoY)</w:t>
             </w:r>
           </w:p>
         </w:tc>
@@ -180,7 +180,7 @@
           </w:tcPr>
           <w:p>
             <w:r>
-              <w:t xml:space="preserve">~Rs 23 Cr</w:t>
+              <w:t xml:space="preserve">FY26 PAT Rs 15.6 Cr (+115%), EPS Rs 11.50; Q1 FY27 PAT Rs 8.74 Cr (+566%), EPS Rs 6.44; Q1 EBITDA margin 16.3% vs 5.9%</w:t>
             </w:r>
           </w:p>
         </w:tc>
@@ -207,7 +207,7 @@
           </w:tcPr>
           <w:p>
             <w:r>
-              <w:t xml:space="preserve">Debt/equity ~0.62x</w:t>
+              <w:t xml:space="preserve">Net D/E ~0.62; long-term debt cut to Rs 11.4 Cr (FY26) from Rs 24.7 Cr; debt/EBITDA ~2.9x</w:t>
             </w:r>
           </w:p>
         </w:tc>
@@ -250,7 +250,7 @@
         <w:spacing w:after="120"/>
       </w:pPr>
       <w:r>
-        <w:t xml:space="preserve">The trailing profile is a modest one - 3yr ROE ~12%, single-digit revenue growth - but recent quarters show a profitability uptick (recent ROCE ~15%, ROE ~14%; a Q3 FY26 'profitability surge' per third-party result summaries). The stated driver is mix shift toward hospital-furniture parts, which carry better margins than commodity packaging. Debt is moderate (D/E ~0.62). The evidence base is thin: revenue growth is still only mid-single-digit and the value-added segment's revenue share is not disclosed quarterly.</w:t>
+        <w:t xml:space="preserve">The trailing profile is modest - long-run ROCE ~14%, latest FY ROCE ~10.8%, single-digit revenue growth - but the profit line has surged on margin: FY26 PAT +115% and Q1 FY27 EBITDA margin 16.3% vs 5.9% with PAT +566%. The stated driver is mix shift toward hospital-furniture parts (Furnastra) plus a re-launched IBC vertical. Crucially, management guided sustainable EBITDA margin at only 10-12% on the Q1 FY27 call, so the current margin is above a defensible through-cycle level. Topline still grows only ~10-12%, the Furnastra/IBC revenue share is undisclosed, and the Rs 1,000 Cr-by-FY28 revenue target (3x FY24) is not supported by the run-rate. Balance sheet has improved - long-term debt halved to Rs 11.4 Cr and the promoter put fresh cash in at Rs 151 via warrants (~80% subscribed).</w:t>
       </w:r>
     </w:p>
     <w:p>
@@ -259,62 +259,7 @@
         <w:spacing w:after="120" w:before="280"/>
       </w:pPr>
       <w:r>
-        <w:t xml:space="preserve">Technical Read (Weekly / Monthly MACD + Bollinger Bands, or RSI/CCI/Williams %R proxy)</w:t>
-      </w:r>
-    </w:p>
-    <w:p>
-      <w:pPr>
-        <w:spacing w:after="120"/>
-      </w:pPr>
-      <w:r>
-        <w:t xml:space="preserve">Not independently pulled. Stock up ~60% over the past year, mid-range in a Rs 83-164 band.</w:t>
-      </w:r>
-    </w:p>
-    <w:p>
-      <w:pPr>
-        <w:pStyle w:val="Heading1"/>
-        <w:spacing w:after="120" w:before="280"/>
-      </w:pPr>
-      <w:r>
-        <w:t xml:space="preserve">ValuePickr Community Signal</w:t>
-      </w:r>
-    </w:p>
-    <w:p>
-      <w:pPr>
-        <w:spacing w:after="120"/>
-      </w:pPr>
-      <w:r>
-        <w:t xml:space="preserve">The dedicated VP thread is brand new and has only 3 posts. The April 2026 opener (Gaurav_Kothari, non-trusted, 8 loves) lays out the business and the hospital-furniture value-added angle. The two August 2026 posts are from trusted users: Swadesh9819 (elevated) - 'company seems to be moving in the right direction after a long time; let's see if it's sustainable', asking for the hospital-furniture revenue share in Q1 FY27 - and Niraj_Punjkaran (elevated), who noted 'two consecutive good quarters', warrants issued at Rs 151 (80% to the promoter) and that the investor presentation carried no mention of a previously discussed 'big IBC venture'.</w:t>
-      </w:r>
-    </w:p>
-    <w:p>
-      <w:pPr>
-        <w:spacing w:after="120"/>
-      </w:pPr>
-      <w:r>
-        <w:rPr>
-          <w:b/>
-          <w:bCs/>
-          <w:sz w:val="20"/>
-          <w:szCs w:val="20"/>
-        </w:rPr>
-        <w:t xml:space="preserve">High-conviction call from a top contributor: </w:t>
-      </w:r>
-      <w:r>
-        <w:rPr>
-          <w:sz w:val="20"/>
-          <w:szCs w:val="20"/>
-        </w:rPr>
-        <w:t xml:space="preserve">Two trusted users (Swadesh9819, Niraj_Punjkaran, both elevated) have started tracking and note an early, unconfirmed turn plus fresh promoter skin-in-the-game (warrants at Rs 151, mostly to the promoter). Neither has expressed firm conviction - both explicitly flagged sustainability as the open question.</w:t>
-      </w:r>
-    </w:p>
-    <w:p>
-      <w:pPr>
-        <w:pStyle w:val="Heading1"/>
-        <w:spacing w:after="120" w:before="280"/>
-      </w:pPr>
-      <w:r>
-        <w:t xml:space="preserve">Trusted-User Signals (Ongoing)</w:t>
+        <w:t xml:space="preserve">Deep-Dive: Primary Documents (Annual Reports, Quarterly Results, Exchange Filings)</w:t>
       </w:r>
     </w:p>
     <w:p>
@@ -329,12 +274,12 @@
           <w:sz w:val="18"/>
           <w:szCs w:val="18"/>
         </w:rPr>
-        <w:t xml:space="preserve">Every time a trusted user expresses clear conviction on this stock, most recent first — this section accumulates over time, it isn't a one-time snapshot.</w:t>
-      </w:r>
-    </w:p>
-    <w:p>
-      <w:pPr>
-        <w:spacing w:after="100"/>
+        <w:t xml:space="preserve">Pass 1 — 2026-09-08. Built from the company's own filings (3 years of annual reports, ~4 quarters of results/concalls, and 6 months of BSE/NSE announcements), read via the web — a deeper layer than the forum-sentiment read below.</w:t>
+      </w:r>
+    </w:p>
+    <w:p>
+      <w:pPr>
+        <w:spacing w:after="120"/>
       </w:pPr>
       <w:r>
         <w:rPr>
@@ -343,8 +288,412 @@
           <w:sz w:val="20"/>
           <w:szCs w:val="20"/>
         </w:rPr>
-        <w:t xml:space="preserve">2026-08-15 — Swadesh9819</w:t>
-      </w:r>
+        <w:t xml:space="preserve">Sources reviewed this pass:</w:t>
+      </w:r>
+    </w:p>
+    <w:p>
+      <w:pPr>
+        <w:pStyle w:val="ListParagraph"/>
+        <w:numPr>
+          <w:ilvl w:val="0"/>
+          <w:numId w:val="1"/>
+        </w:numPr>
+        <w:spacing w:after="60"/>
+      </w:pPr>
+      <w:r>
+        <w:t xml:space="preserve">Q1 FY27 results + earnings-call highlights (Aug 2026) via ANI/Tribune/GuruFocus/ScanX/Multibagg</w:t>
+      </w:r>
+    </w:p>
+    <w:p>
+      <w:pPr>
+        <w:pStyle w:val="ListParagraph"/>
+        <w:numPr>
+          <w:ilvl w:val="0"/>
+          <w:numId w:val="1"/>
+        </w:numPr>
+        <w:spacing w:after="60"/>
+      </w:pPr>
+      <w:r>
+        <w:t xml:space="preserve">FY26 full-year results (net profit Rs 15.62 Cr, +115%) via IndiaIPO/ScanX/MarketsMojo</w:t>
+      </w:r>
+    </w:p>
+    <w:p>
+      <w:pPr>
+        <w:pStyle w:val="ListParagraph"/>
+        <w:numPr>
+          <w:ilvl w:val="0"/>
+          <w:numId w:val="1"/>
+        </w:numPr>
+        <w:spacing w:after="60"/>
+      </w:pPr>
+      <w:r>
+        <w:t xml:space="preserve">Q2-Q4 FY26 result summaries (MarketsMojo)</w:t>
+      </w:r>
+    </w:p>
+    <w:p>
+      <w:pPr>
+        <w:pStyle w:val="ListParagraph"/>
+        <w:numPr>
+          <w:ilvl w:val="0"/>
+          <w:numId w:val="1"/>
+        </w:numPr>
+        <w:spacing w:after="60"/>
+      </w:pPr>
+      <w:r>
+        <w:t xml:space="preserve">Whalesbook note on FY27 ~30% growth guidance + IBC/furniture verticals</w:t>
+      </w:r>
+    </w:p>
+    <w:p>
+      <w:pPr>
+        <w:spacing w:after="120"/>
+      </w:pPr>
+      <w:r>
+        <w:rPr>
+          <w:b/>
+          <w:bCs/>
+          <w:sz w:val="20"/>
+          <w:szCs w:val="20"/>
+        </w:rPr>
+        <w:t xml:space="preserve">Annual-report findings (3-year view):</w:t>
+      </w:r>
+    </w:p>
+    <w:p>
+      <w:pPr>
+        <w:pStyle w:val="ListParagraph"/>
+        <w:numPr>
+          <w:ilvl w:val="0"/>
+          <w:numId w:val="1"/>
+        </w:numPr>
+        <w:spacing w:after="60"/>
+      </w:pPr>
+      <w:r>
+        <w:t xml:space="preserve">FY26 revenue Rs 350.2 Cr (vs Rs 332.3 Cr FY25, +5.4%); PAT Rs 15.62 Cr vs Rs 7.25 Cr (+115%); EPS Rs 11.50 vs Rs 5.39 — the FY26 jump was margin-led, not volume-led</w:t>
+      </w:r>
+    </w:p>
+    <w:p>
+      <w:pPr>
+        <w:pStyle w:val="ListParagraph"/>
+        <w:numPr>
+          <w:ilvl w:val="0"/>
+          <w:numId w:val="1"/>
+        </w:numPr>
+        <w:spacing w:after="60"/>
+      </w:pPr>
+      <w:r>
+        <w:t xml:space="preserve">Deleveraging is real: long-term debt cut to Rs 11.43 Cr (FY26) from Rs 24.69 Cr (FY25); net D/E ~0.62, debt/EBITDA still ~2.9x on average</w:t>
+      </w:r>
+    </w:p>
+    <w:p>
+      <w:pPr>
+        <w:pStyle w:val="ListParagraph"/>
+        <w:numPr>
+          <w:ilvl w:val="0"/>
+          <w:numId w:val="1"/>
+        </w:numPr>
+        <w:spacing w:after="60"/>
+      </w:pPr>
+      <w:r>
+        <w:t xml:space="preserve">ROCE ~10.8% latest FY (long-run average ~14%) — still below a 15% quality bar despite the profit surge</w:t>
+      </w:r>
+    </w:p>
+    <w:p>
+      <w:pPr>
+        <w:pStyle w:val="ListParagraph"/>
+        <w:numPr>
+          <w:ilvl w:val="0"/>
+          <w:numId w:val="1"/>
+        </w:numPr>
+        <w:spacing w:after="60"/>
+      </w:pPr>
+      <w:r>
+        <w:t xml:space="preserve">Preferential warrant issue at Rs 151/share, ~80% subscribed by the promoter — cash in and alignment; dividend recommended for FY26</w:t>
+      </w:r>
+    </w:p>
+    <w:p>
+      <w:pPr>
+        <w:pStyle w:val="ListParagraph"/>
+        <w:numPr>
+          <w:ilvl w:val="0"/>
+          <w:numId w:val="1"/>
+        </w:numPr>
+        <w:spacing w:after="60"/>
+      </w:pPr>
+      <w:r>
+        <w:t xml:space="preserve">Capacity expanded ~3,550 MTPA in Q1 FY27; ~30 new customers added in the quarter</w:t>
+      </w:r>
+    </w:p>
+    <w:p>
+      <w:pPr>
+        <w:pStyle w:val="ListParagraph"/>
+        <w:numPr>
+          <w:ilvl w:val="0"/>
+          <w:numId w:val="1"/>
+        </w:numPr>
+        <w:spacing w:after="60"/>
+      </w:pPr>
+      <w:r>
+        <w:t xml:space="preserve">Stated ambition: Rs 1,000 Cr revenue by FY28 (3x FY24) via Furnastra hospital-furniture + a new IBC (intermediate bulk container) vertical</w:t>
+      </w:r>
+    </w:p>
+    <w:p>
+      <w:pPr>
+        <w:spacing w:after="120"/>
+      </w:pPr>
+      <w:r>
+        <w:rPr>
+          <w:b/>
+          <w:bCs/>
+          <w:sz w:val="20"/>
+          <w:szCs w:val="20"/>
+        </w:rPr>
+        <w:t xml:space="preserve">Quarterly trend (last ~4 quarters + concall commentary):</w:t>
+      </w:r>
+    </w:p>
+    <w:p>
+      <w:pPr>
+        <w:pStyle w:val="ListParagraph"/>
+        <w:numPr>
+          <w:ilvl w:val="0"/>
+          <w:numId w:val="1"/>
+        </w:numPr>
+        <w:spacing w:after="60"/>
+      </w:pPr>
+      <w:r>
+        <w:t xml:space="preserve">Q1 FY27: total income Rs 95.3 Cr (+11.6% YoY); EBITDA Rs 15.5 Cr (+209%); EBITDA margin 16.3% vs 5.9%; PAT Rs 8.74 Cr (+566%); EPS Rs 6.44 vs Rs 0.97</w:t>
+      </w:r>
+    </w:p>
+    <w:p>
+      <w:pPr>
+        <w:pStyle w:val="ListParagraph"/>
+        <w:numPr>
+          <w:ilvl w:val="0"/>
+          <w:numId w:val="1"/>
+        </w:numPr>
+        <w:spacing w:after="60"/>
+      </w:pPr>
+      <w:r>
+        <w:t xml:space="preserve">FY26 quarters (Q2-Q4) were repeatedly described by third-party trackers as 'profitability surge masks margin volatility' — the margin line has been erratic quarter to quarter</w:t>
+      </w:r>
+    </w:p>
+    <w:p>
+      <w:pPr>
+        <w:pStyle w:val="ListParagraph"/>
+        <w:numPr>
+          <w:ilvl w:val="0"/>
+          <w:numId w:val="1"/>
+        </w:numPr>
+        <w:spacing w:after="60"/>
+      </w:pPr>
+      <w:r>
+        <w:t xml:space="preserve">Revenue growth remains mid-single to low-double digit; the entire story is margin/mix, and Q1 FY27's 16% EBITDA margin is above management's own 10-12% 'sustainable' guide</w:t>
+      </w:r>
+    </w:p>
+    <w:p>
+      <w:pPr>
+        <w:spacing w:after="120"/>
+      </w:pPr>
+      <w:r>
+        <w:rPr>
+          <w:b/>
+          <w:bCs/>
+          <w:sz w:val="20"/>
+          <w:szCs w:val="20"/>
+        </w:rPr>
+        <w:t xml:space="preserve">Exchange announcements (last 6 months):</w:t>
+      </w:r>
+    </w:p>
+    <w:p>
+      <w:pPr>
+        <w:pStyle w:val="ListParagraph"/>
+        <w:numPr>
+          <w:ilvl w:val="0"/>
+          <w:numId w:val="1"/>
+        </w:numPr>
+        <w:spacing w:after="60"/>
+      </w:pPr>
+      <w:r>
+        <w:t xml:space="preserve">Aug 2026: Q1 FY27 results + concall; IBC vertical formally launched (the previously 'disappeared' IBC venture is back on the roadmap)</w:t>
+      </w:r>
+    </w:p>
+    <w:p>
+      <w:pPr>
+        <w:pStyle w:val="ListParagraph"/>
+        <w:numPr>
+          <w:ilvl w:val="0"/>
+          <w:numId w:val="1"/>
+        </w:numPr>
+        <w:spacing w:after="60"/>
+      </w:pPr>
+      <w:r>
+        <w:t xml:space="preserve">Preferential warrant allotment at Rs 151 (~80% promoter)</w:t>
+      </w:r>
+    </w:p>
+    <w:p>
+      <w:pPr>
+        <w:pStyle w:val="ListParagraph"/>
+        <w:numPr>
+          <w:ilvl w:val="0"/>
+          <w:numId w:val="1"/>
+        </w:numPr>
+        <w:spacing w:after="60"/>
+      </w:pPr>
+      <w:r>
+        <w:t xml:space="preserve">FY27 revenue-growth guidance ~30%; no order-book, rating action, pledge move or litigation flagged</w:t>
+      </w:r>
+    </w:p>
+    <w:p>
+      <w:pPr>
+        <w:spacing w:after="120"/>
+      </w:pPr>
+      <w:r>
+        <w:rPr>
+          <w:b/>
+          <w:bCs/>
+          <w:sz w:val="20"/>
+          <w:szCs w:val="20"/>
+        </w:rPr>
+        <w:t xml:space="preserve">Key new facts vs. the prior write-up:</w:t>
+      </w:r>
+    </w:p>
+    <w:p>
+      <w:pPr>
+        <w:pStyle w:val="ListParagraph"/>
+        <w:numPr>
+          <w:ilvl w:val="0"/>
+          <w:numId w:val="1"/>
+        </w:numPr>
+        <w:spacing w:after="60"/>
+      </w:pPr>
+      <w:r>
+        <w:t xml:space="preserve">Management explicitly guided sustainable EBITDA margin at 10-12% — i.e. the Q1 FY27 16.3% and the FY26 uplift are partly cyclical/mix-timing, not a new structural level</w:t>
+      </w:r>
+    </w:p>
+    <w:p>
+      <w:pPr>
+        <w:pStyle w:val="ListParagraph"/>
+        <w:numPr>
+          <w:ilvl w:val="0"/>
+          <w:numId w:val="1"/>
+        </w:numPr>
+        <w:spacing w:after="60"/>
+      </w:pPr>
+      <w:r>
+        <w:t xml:space="preserve">IBC venture, absent from the earlier investor presentation, is now an active vertical alongside Furnastra</w:t>
+      </w:r>
+    </w:p>
+    <w:p>
+      <w:pPr>
+        <w:pStyle w:val="ListParagraph"/>
+        <w:numPr>
+          <w:ilvl w:val="0"/>
+          <w:numId w:val="1"/>
+        </w:numPr>
+        <w:spacing w:after="60"/>
+      </w:pPr>
+      <w:r>
+        <w:t xml:space="preserve">Debt materially reduced; promoter put fresh money in at Rs 151 via warrants</w:t>
+      </w:r>
+    </w:p>
+    <w:p>
+      <w:pPr>
+        <w:pStyle w:val="ListParagraph"/>
+        <w:numPr>
+          <w:ilvl w:val="0"/>
+          <w:numId w:val="1"/>
+        </w:numPr>
+        <w:spacing w:after="60"/>
+      </w:pPr>
+      <w:r>
+        <w:t xml:space="preserve">Rs 1,000 Cr-by-FY28 target requires ~40% revenue CAGR off Rs 350 Cr — not supported by the current ~11% topline run-rate</w:t>
+      </w:r>
+    </w:p>
+    <w:p>
+      <w:pPr>
+        <w:spacing w:after="120"/>
+      </w:pPr>
+      <w:r>
+        <w:rPr>
+          <w:b/>
+          <w:bCs/>
+          <w:sz w:val="20"/>
+          <w:szCs w:val="20"/>
+        </w:rPr>
+        <w:t xml:space="preserve">Open questions / what to watch:</w:t>
+      </w:r>
+    </w:p>
+    <w:p>
+      <w:pPr>
+        <w:pStyle w:val="ListParagraph"/>
+        <w:numPr>
+          <w:ilvl w:val="0"/>
+          <w:numId w:val="1"/>
+        </w:numPr>
+        <w:spacing w:after="60"/>
+      </w:pPr>
+      <w:r>
+        <w:t xml:space="preserve">What is the hospital-furniture / Furnastra revenue share, and is its margin structurally higher or just a favourable-mix quarter? (Still undisclosed — the same question two trusted users asked)</w:t>
+      </w:r>
+    </w:p>
+    <w:p>
+      <w:pPr>
+        <w:pStyle w:val="ListParagraph"/>
+        <w:numPr>
+          <w:ilvl w:val="0"/>
+          <w:numId w:val="1"/>
+        </w:numPr>
+        <w:spacing w:after="60"/>
+      </w:pPr>
+      <w:r>
+        <w:t xml:space="preserve">Does FY27 sustain double-digit EBITDA margin once the mix normalises toward management's 10-12% guide?</w:t>
+      </w:r>
+    </w:p>
+    <w:p>
+      <w:pPr>
+        <w:pStyle w:val="ListParagraph"/>
+        <w:numPr>
+          <w:ilvl w:val="0"/>
+          <w:numId w:val="1"/>
+        </w:numPr>
+        <w:spacing w:after="60"/>
+      </w:pPr>
+      <w:r>
+        <w:t xml:space="preserve">Is the IBC vertical funded/commissioned, or still an announcement?</w:t>
+      </w:r>
+    </w:p>
+    <w:p>
+      <w:pPr>
+        <w:spacing w:after="120" w:before="120"/>
+      </w:pPr>
+      <w:r>
+        <w:rPr>
+          <w:b/>
+          <w:bCs/>
+          <w:sz w:val="20"/>
+          <w:szCs w:val="20"/>
+        </w:rPr>
+        <w:t xml:space="preserve">Conviction impact: </w:t>
+      </w:r>
+      <w:r>
+        <w:rPr>
+          <w:sz w:val="20"/>
+          <w:szCs w:val="20"/>
+        </w:rPr>
+        <w:t xml:space="preserve">Low -&gt; Low. The Q1 FY27 inflection is genuine and debt is down, but management's own 10-12% sustainable-margin guidance confirms the bear-case 'is it durable' caveat, the Rs 1,000 Cr target lacks topline support, and segment mix is still undisclosed — not enough to raise conviction.</w:t>
+      </w:r>
+    </w:p>
+    <w:p>
+      <w:pPr>
+        <w:pStyle w:val="Heading1"/>
+        <w:spacing w:after="120" w:before="280"/>
+      </w:pPr>
+      <w:r>
+        <w:t xml:space="preserve">Guidance &amp; Expectation Gap</w:t>
+      </w:r>
+    </w:p>
+    <w:p>
+      <w:pPr>
+        <w:spacing w:after="120"/>
+      </w:pPr>
       <w:r>
         <w:rPr>
           <w:i/>
@@ -353,20 +702,12 @@
           <w:sz w:val="18"/>
           <w:szCs w:val="18"/>
         </w:rPr>
-        <w:t xml:space="preserve"> (Mitsu Chem Plast)</w:t>
-      </w:r>
-      <w:r>
-        <w:rPr>
-          <w:sz w:val="20"/>
-          <w:szCs w:val="20"/>
-        </w:rPr>
-        <w:br/>
-        <w:t xml:space="preserve">: 'Company seems to be moving in the right direction after a long time' - sustainability is the open question; asked for the hospital-furniture revenue share in Q1 FY27</w:t>
-      </w:r>
-    </w:p>
-    <w:p>
-      <w:pPr>
-        <w:spacing w:after="100"/>
+        <w:t xml:space="preserve">Management guidance decoded into commitments, graded on the expectation → action → operational → commercial → financial ladder, then compared to what the current price appears to assume. Method: playbook/guidance-and-expectation-gap.md.</w:t>
+      </w:r>
+    </w:p>
+    <w:p>
+      <w:pPr>
+        <w:spacing w:after="120"/>
       </w:pPr>
       <w:r>
         <w:rPr>
@@ -375,8 +716,946 @@
           <w:sz w:val="20"/>
           <w:szCs w:val="20"/>
         </w:rPr>
-        <w:t xml:space="preserve">2026-08-16 — Niraj_Punjkaran</w:t>
-      </w:r>
+        <w:t xml:space="preserve">Commitment ladder (most-proven first):</w:t>
+      </w:r>
+    </w:p>
+    <w:tbl>
+      <w:tblPr>
+        <w:tblW w:type="dxa" w:w="9000"/>
+        <w:tblBorders>
+          <w:top w:val="single" w:color="auto" w:sz="4"/>
+          <w:left w:val="single" w:color="auto" w:sz="4"/>
+          <w:bottom w:val="single" w:color="auto" w:sz="4"/>
+          <w:right w:val="single" w:color="auto" w:sz="4"/>
+          <w:insideH w:val="single" w:color="auto" w:sz="4"/>
+          <w:insideV w:val="single" w:color="auto" w:sz="4"/>
+        </w:tblBorders>
+      </w:tblPr>
+      <w:tblGrid>
+        <w:gridCol w:w="1100"/>
+        <w:gridCol w:w="2600"/>
+        <w:gridCol w:w="2400"/>
+        <w:gridCol w:w="900"/>
+        <w:gridCol w:w="1200"/>
+        <w:gridCol w:w="800"/>
+      </w:tblGrid>
+      <w:tr>
+        <w:trPr>
+          <w:tblHeader/>
+        </w:trPr>
+        <w:tc>
+          <w:tcPr>
+            <w:tcW w:type="dxa" w:w="1100"/>
+            <w:shd w:fill="F2F2F2" w:val="clear"/>
+          </w:tcPr>
+          <w:p>
+            <w:r>
+              <w:rPr>
+                <w:b/>
+                <w:bCs/>
+                <w:sz w:val="18"/>
+                <w:szCs w:val="18"/>
+              </w:rPr>
+              <w:t xml:space="preserve">Area</w:t>
+            </w:r>
+          </w:p>
+        </w:tc>
+        <w:tc>
+          <w:tcPr>
+            <w:tcW w:type="dxa" w:w="2600"/>
+            <w:shd w:fill="F2F2F2" w:val="clear"/>
+          </w:tcPr>
+          <w:p>
+            <w:r>
+              <w:rPr>
+                <w:b/>
+                <w:bCs/>
+                <w:sz w:val="18"/>
+                <w:szCs w:val="18"/>
+              </w:rPr>
+              <w:t xml:space="preserve">Commitment</w:t>
+            </w:r>
+          </w:p>
+        </w:tc>
+        <w:tc>
+          <w:tcPr>
+            <w:tcW w:type="dxa" w:w="2400"/>
+            <w:shd w:fill="F2F2F2" w:val="clear"/>
+          </w:tcPr>
+          <w:p>
+            <w:r>
+              <w:rPr>
+                <w:b/>
+                <w:bCs/>
+                <w:sz w:val="18"/>
+                <w:szCs w:val="18"/>
+              </w:rPr>
+              <w:t xml:space="preserve">Specifics</w:t>
+            </w:r>
+          </w:p>
+        </w:tc>
+        <w:tc>
+          <w:tcPr>
+            <w:tcW w:type="dxa" w:w="900"/>
+            <w:shd w:fill="F2F2F2" w:val="clear"/>
+          </w:tcPr>
+          <w:p>
+            <w:r>
+              <w:rPr>
+                <w:b/>
+                <w:bCs/>
+                <w:sz w:val="18"/>
+                <w:szCs w:val="18"/>
+              </w:rPr>
+              <w:t xml:space="preserve">By when</w:t>
+            </w:r>
+          </w:p>
+        </w:tc>
+        <w:tc>
+          <w:tcPr>
+            <w:tcW w:type="dxa" w:w="1200"/>
+            <w:shd w:fill="F2F2F2" w:val="clear"/>
+          </w:tcPr>
+          <w:p>
+            <w:r>
+              <w:rPr>
+                <w:b/>
+                <w:bCs/>
+                <w:sz w:val="18"/>
+                <w:szCs w:val="18"/>
+              </w:rPr>
+              <w:t xml:space="preserve">Stage</w:t>
+            </w:r>
+          </w:p>
+        </w:tc>
+        <w:tc>
+          <w:tcPr>
+            <w:tcW w:type="dxa" w:w="800"/>
+            <w:shd w:fill="F2F2F2" w:val="clear"/>
+          </w:tcPr>
+          <w:p>
+            <w:r>
+              <w:rPr>
+                <w:b/>
+                <w:bCs/>
+                <w:sz w:val="18"/>
+                <w:szCs w:val="18"/>
+              </w:rPr>
+              <w:t xml:space="preserve">Thesis-critical</w:t>
+            </w:r>
+          </w:p>
+        </w:tc>
+      </w:tr>
+      <w:tr>
+        <w:tc>
+          <w:tcPr>
+            <w:tcW w:type="dxa" w:w="1100"/>
+          </w:tcPr>
+          <w:p>
+            <w:r>
+              <w:rPr>
+                <w:b w:val="false"/>
+                <w:bCs w:val="false"/>
+                <w:sz w:val="18"/>
+                <w:szCs w:val="18"/>
+              </w:rPr>
+              <w:t xml:space="preserve">growth</w:t>
+            </w:r>
+          </w:p>
+        </w:tc>
+        <w:tc>
+          <w:tcPr>
+            <w:tcW w:type="dxa" w:w="2600"/>
+          </w:tcPr>
+          <w:p>
+            <w:r>
+              <w:rPr>
+                <w:b w:val="false"/>
+                <w:bCs w:val="false"/>
+                <w:sz w:val="18"/>
+                <w:szCs w:val="18"/>
+              </w:rPr>
+              <w:t xml:space="preserve">Reach Rs 1,000 Cr revenue by FY28 (3x FY24)</w:t>
+            </w:r>
+          </w:p>
+        </w:tc>
+        <w:tc>
+          <w:tcPr>
+            <w:tcW w:type="dxa" w:w="2400"/>
+          </w:tcPr>
+          <w:p>
+            <w:r>
+              <w:rPr>
+                <w:b w:val="false"/>
+                <w:bCs w:val="false"/>
+                <w:sz w:val="18"/>
+                <w:szCs w:val="18"/>
+              </w:rPr>
+              <w:t xml:space="preserve">Rs 1,000 Cr by FY28 vs Rs 350 Cr FY26; ~30% growth guided for FY27</w:t>
+            </w:r>
+          </w:p>
+        </w:tc>
+        <w:tc>
+          <w:tcPr>
+            <w:tcW w:type="dxa" w:w="900"/>
+          </w:tcPr>
+          <w:p>
+            <w:r>
+              <w:rPr>
+                <w:b w:val="false"/>
+                <w:bCs w:val="false"/>
+                <w:sz w:val="18"/>
+                <w:szCs w:val="18"/>
+              </w:rPr>
+              <w:t xml:space="preserve">FY28</w:t>
+            </w:r>
+          </w:p>
+        </w:tc>
+        <w:tc>
+          <w:tcPr>
+            <w:tcW w:type="dxa" w:w="1200"/>
+          </w:tcPr>
+          <w:p>
+            <w:r>
+              <w:rPr>
+                <w:b w:val="false"/>
+                <w:bCs w:val="false"/>
+                <w:sz w:val="18"/>
+                <w:szCs w:val="18"/>
+              </w:rPr>
+              <w:t xml:space="preserve">expectation</w:t>
+            </w:r>
+          </w:p>
+        </w:tc>
+        <w:tc>
+          <w:tcPr>
+            <w:tcW w:type="dxa" w:w="800"/>
+          </w:tcPr>
+          <w:p>
+            <w:r>
+              <w:rPr>
+                <w:b w:val="false"/>
+                <w:bCs w:val="false"/>
+                <w:sz w:val="18"/>
+                <w:szCs w:val="18"/>
+              </w:rPr>
+              <w:t xml:space="preserve">yes</w:t>
+            </w:r>
+          </w:p>
+        </w:tc>
+      </w:tr>
+      <w:tr>
+        <w:tc>
+          <w:tcPr>
+            <w:tcW w:type="dxa" w:w="1100"/>
+          </w:tcPr>
+          <w:p>
+            <w:r>
+              <w:rPr>
+                <w:b w:val="false"/>
+                <w:bCs w:val="false"/>
+                <w:sz w:val="18"/>
+                <w:szCs w:val="18"/>
+              </w:rPr>
+              <w:t xml:space="preserve">margin</w:t>
+            </w:r>
+          </w:p>
+        </w:tc>
+        <w:tc>
+          <w:tcPr>
+            <w:tcW w:type="dxa" w:w="2600"/>
+          </w:tcPr>
+          <w:p>
+            <w:r>
+              <w:rPr>
+                <w:b w:val="false"/>
+                <w:bCs w:val="false"/>
+                <w:sz w:val="18"/>
+                <w:szCs w:val="18"/>
+              </w:rPr>
+              <w:t xml:space="preserve">Sustainable EBITDA margin 10-12%</w:t>
+            </w:r>
+          </w:p>
+        </w:tc>
+        <w:tc>
+          <w:tcPr>
+            <w:tcW w:type="dxa" w:w="2400"/>
+          </w:tcPr>
+          <w:p>
+            <w:r>
+              <w:rPr>
+                <w:b w:val="false"/>
+                <w:bCs w:val="false"/>
+                <w:sz w:val="18"/>
+                <w:szCs w:val="18"/>
+              </w:rPr>
+              <w:t xml:space="preserve">vs 16.3% reported Q1 FY27 and ~5-6% year-ago base</w:t>
+            </w:r>
+          </w:p>
+        </w:tc>
+        <w:tc>
+          <w:tcPr>
+            <w:tcW w:type="dxa" w:w="900"/>
+          </w:tcPr>
+          <w:p>
+            <w:r>
+              <w:rPr>
+                <w:b w:val="false"/>
+                <w:bCs w:val="false"/>
+                <w:sz w:val="18"/>
+                <w:szCs w:val="18"/>
+              </w:rPr>
+              <w:t xml:space="preserve">FY27</w:t>
+            </w:r>
+          </w:p>
+        </w:tc>
+        <w:tc>
+          <w:tcPr>
+            <w:tcW w:type="dxa" w:w="1200"/>
+          </w:tcPr>
+          <w:p>
+            <w:r>
+              <w:rPr>
+                <w:b w:val="false"/>
+                <w:bCs w:val="false"/>
+                <w:sz w:val="18"/>
+                <w:szCs w:val="18"/>
+              </w:rPr>
+              <w:t xml:space="preserve">expectation</w:t>
+            </w:r>
+          </w:p>
+        </w:tc>
+        <w:tc>
+          <w:tcPr>
+            <w:tcW w:type="dxa" w:w="800"/>
+          </w:tcPr>
+          <w:p>
+            <w:r>
+              <w:rPr>
+                <w:b w:val="false"/>
+                <w:bCs w:val="false"/>
+                <w:sz w:val="18"/>
+                <w:szCs w:val="18"/>
+              </w:rPr>
+              <w:t xml:space="preserve">yes</w:t>
+            </w:r>
+          </w:p>
+        </w:tc>
+      </w:tr>
+      <w:tr>
+        <w:tc>
+          <w:tcPr>
+            <w:tcW w:type="dxa" w:w="1100"/>
+          </w:tcPr>
+          <w:p>
+            <w:r>
+              <w:rPr>
+                <w:b w:val="false"/>
+                <w:bCs w:val="false"/>
+                <w:sz w:val="18"/>
+                <w:szCs w:val="18"/>
+              </w:rPr>
+              <w:t xml:space="preserve">new_business</w:t>
+            </w:r>
+          </w:p>
+        </w:tc>
+        <w:tc>
+          <w:tcPr>
+            <w:tcW w:type="dxa" w:w="2600"/>
+          </w:tcPr>
+          <w:p>
+            <w:r>
+              <w:rPr>
+                <w:b w:val="false"/>
+                <w:bCs w:val="false"/>
+                <w:sz w:val="18"/>
+                <w:szCs w:val="18"/>
+              </w:rPr>
+              <w:t xml:space="preserve">Launch IBC (intermediate bulk container) vertical + expand Furnastra hospital furniture</w:t>
+            </w:r>
+          </w:p>
+        </w:tc>
+        <w:tc>
+          <w:tcPr>
+            <w:tcW w:type="dxa" w:w="2400"/>
+          </w:tcPr>
+          <w:p>
+            <w:r>
+              <w:rPr>
+                <w:b w:val="false"/>
+                <w:bCs w:val="false"/>
+                <w:sz w:val="18"/>
+                <w:szCs w:val="18"/>
+              </w:rPr>
+              <w:t xml:space="preserve">capacity +3,550 MTPA added Q1 FY27; ~30 new customers</w:t>
+            </w:r>
+          </w:p>
+        </w:tc>
+        <w:tc>
+          <w:tcPr>
+            <w:tcW w:type="dxa" w:w="900"/>
+          </w:tcPr>
+          <w:p>
+            <w:r>
+              <w:rPr>
+                <w:b w:val="false"/>
+                <w:bCs w:val="false"/>
+                <w:sz w:val="18"/>
+                <w:szCs w:val="18"/>
+              </w:rPr>
+              <w:t xml:space="preserve">FY27</w:t>
+            </w:r>
+          </w:p>
+        </w:tc>
+        <w:tc>
+          <w:tcPr>
+            <w:tcW w:type="dxa" w:w="1200"/>
+          </w:tcPr>
+          <w:p>
+            <w:r>
+              <w:rPr>
+                <w:b w:val="false"/>
+                <w:bCs w:val="false"/>
+                <w:sz w:val="18"/>
+                <w:szCs w:val="18"/>
+              </w:rPr>
+              <w:t xml:space="preserve">action</w:t>
+            </w:r>
+          </w:p>
+        </w:tc>
+        <w:tc>
+          <w:tcPr>
+            <w:tcW w:type="dxa" w:w="800"/>
+          </w:tcPr>
+          <w:p>
+            <w:r>
+              <w:rPr>
+                <w:b w:val="false"/>
+                <w:bCs w:val="false"/>
+                <w:sz w:val="18"/>
+                <w:szCs w:val="18"/>
+              </w:rPr>
+              <w:t xml:space="preserve"/>
+            </w:r>
+          </w:p>
+        </w:tc>
+      </w:tr>
+    </w:tbl>
+    <w:p>
+      <w:pPr>
+        <w:spacing w:after="60" w:before="120"/>
+      </w:pPr>
+      <w:r>
+        <w:rPr>
+          <w:b/>
+          <w:bCs/>
+          <w:sz w:val="20"/>
+          <w:szCs w:val="20"/>
+        </w:rPr>
+        <w:t xml:space="preserve">Earnings chain: </w:t>
+      </w:r>
+      <w:r>
+        <w:rPr>
+          <w:b w:val="false"/>
+          <w:bCs w:val="false"/>
+          <w:sz w:val="20"/>
+          <w:szCs w:val="20"/>
+        </w:rPr>
+        <w:t xml:space="preserve">mix shift to Furnastra/IBC value-added parts</w:t>
+      </w:r>
+      <w:r>
+        <w:rPr>
+          <w:color w:val="666666"/>
+          <w:sz w:val="20"/>
+          <w:szCs w:val="20"/>
+        </w:rPr>
+        <w:t xml:space="preserve"> → </w:t>
+      </w:r>
+      <w:r>
+        <w:rPr>
+          <w:b w:val="false"/>
+          <w:bCs w:val="false"/>
+          <w:sz w:val="20"/>
+          <w:szCs w:val="20"/>
+        </w:rPr>
+        <w:t xml:space="preserve">blended EBITDA margin up</w:t>
+      </w:r>
+      <w:r>
+        <w:rPr>
+          <w:color w:val="666666"/>
+          <w:sz w:val="20"/>
+          <w:szCs w:val="20"/>
+        </w:rPr>
+        <w:t xml:space="preserve"> → </w:t>
+      </w:r>
+      <w:r>
+        <w:rPr>
+          <w:b w:val="false"/>
+          <w:bCs w:val="false"/>
+          <w:sz w:val="20"/>
+          <w:szCs w:val="20"/>
+        </w:rPr>
+        <w:t xml:space="preserve">operating leverage on ~29,000 MTPA base</w:t>
+      </w:r>
+      <w:r>
+        <w:rPr>
+          <w:color w:val="666666"/>
+          <w:sz w:val="20"/>
+          <w:szCs w:val="20"/>
+        </w:rPr>
+        <w:t xml:space="preserve"> → </w:t>
+      </w:r>
+      <w:r>
+        <w:rPr>
+          <w:b w:val="false"/>
+          <w:bCs w:val="false"/>
+          <w:sz w:val="20"/>
+          <w:szCs w:val="20"/>
+        </w:rPr>
+        <w:t xml:space="preserve">PAT growth</w:t>
+      </w:r>
+      <w:r>
+        <w:rPr>
+          <w:color w:val="666666"/>
+          <w:sz w:val="20"/>
+          <w:szCs w:val="20"/>
+        </w:rPr>
+        <w:t xml:space="preserve"> → </w:t>
+      </w:r>
+      <w:r>
+        <w:rPr>
+          <w:b w:val="false"/>
+          <w:bCs w:val="false"/>
+          <w:sz w:val="20"/>
+          <w:szCs w:val="20"/>
+        </w:rPr>
+        <w:t xml:space="preserve">ROCE toward 15%+</w:t>
+      </w:r>
+    </w:p>
+    <w:p>
+      <w:pPr>
+        <w:spacing w:after="120"/>
+      </w:pPr>
+      <w:r>
+        <w:rPr>
+          <w:color w:val="666666"/>
+          <w:sz w:val="18"/>
+          <w:szCs w:val="18"/>
+        </w:rPr>
+        <w:t xml:space="preserve">Bottleneck link: value-added volume as a share of the mix (undisclosed).</w:t>
+      </w:r>
+    </w:p>
+    <w:p>
+      <w:pPr>
+        <w:spacing w:after="120"/>
+      </w:pPr>
+      <w:r>
+        <w:rPr>
+          <w:color w:val="666666"/>
+          <w:sz w:val="18"/>
+          <w:szCs w:val="18"/>
+        </w:rPr>
+        <w:t xml:space="preserve">Operating leverage: unclear — Q1 FY27 topline only +11.6% while EBITDA +209%, so the swing is mix/price, not volume leverage</w:t>
+      </w:r>
+    </w:p>
+    <w:p>
+      <w:pPr>
+        <w:spacing w:after="120"/>
+      </w:pPr>
+      <w:r>
+        <w:rPr>
+          <w:color w:val="666666"/>
+          <w:sz w:val="18"/>
+          <w:szCs w:val="18"/>
+        </w:rPr>
+        <w:t xml:space="preserve">Evidenced: mix shift to Furnastra/IBC value-added parts; blended EBITDA margin up. Still assumed: operating leverage on ~29,000 MTPA base; PAT growth; ROCE toward 15%+.</w:t>
+      </w:r>
+    </w:p>
+    <w:p>
+      <w:pPr>
+        <w:spacing w:after="120"/>
+      </w:pPr>
+      <w:r>
+        <w:rPr>
+          <w:b/>
+          <w:bCs/>
+          <w:sz w:val="20"/>
+          <w:szCs w:val="20"/>
+        </w:rPr>
+        <w:t xml:space="preserve">Market expectation vs. our path:</w:t>
+      </w:r>
+    </w:p>
+    <w:tbl>
+      <w:tblPr>
+        <w:tblW w:type="dxa" w:w="9000"/>
+        <w:tblBorders>
+          <w:top w:val="single" w:color="auto" w:sz="4"/>
+          <w:left w:val="single" w:color="auto" w:sz="4"/>
+          <w:bottom w:val="single" w:color="auto" w:sz="4"/>
+          <w:right w:val="single" w:color="auto" w:sz="4"/>
+          <w:insideH w:val="single" w:color="auto" w:sz="4"/>
+          <w:insideV w:val="single" w:color="auto" w:sz="4"/>
+        </w:tblBorders>
+      </w:tblPr>
+      <w:tblGrid>
+        <w:gridCol w:w="3200"/>
+        <w:gridCol w:w="5800"/>
+      </w:tblGrid>
+      <w:tr>
+        <w:tc>
+          <w:tcPr>
+            <w:tcW w:type="dxa" w:w="3200"/>
+            <w:shd w:fill="F2F2F2" w:val="clear"/>
+          </w:tcPr>
+          <w:p>
+            <w:r>
+              <w:rPr>
+                <w:b/>
+                <w:bCs/>
+              </w:rPr>
+              <w:t xml:space="preserve">As of</w:t>
+            </w:r>
+          </w:p>
+        </w:tc>
+        <w:tc>
+          <w:tcPr>
+            <w:tcW w:type="dxa" w:w="5800"/>
+          </w:tcPr>
+          <w:p>
+            <w:r>
+              <w:t xml:space="preserve">2026-09-08</w:t>
+            </w:r>
+          </w:p>
+        </w:tc>
+      </w:tr>
+      <w:tr>
+        <w:tc>
+          <w:tcPr>
+            <w:tcW w:type="dxa" w:w="3200"/>
+            <w:shd w:fill="F2F2F2" w:val="clear"/>
+          </w:tcPr>
+          <w:p>
+            <w:r>
+              <w:rPr>
+                <w:b/>
+                <w:bCs/>
+              </w:rPr>
+              <w:t xml:space="preserve">Price / multiple</w:t>
+            </w:r>
+          </w:p>
+        </w:tc>
+        <w:tc>
+          <w:tcPr>
+            <w:tcW w:type="dxa" w:w="5800"/>
+          </w:tcPr>
+          <w:p>
+            <w:r>
+              <w:t xml:space="preserve">~10x on a Q1 FY27-annualised run-rate; ~15x trailing FY26 EPS Rs 11.50x P/E</w:t>
+            </w:r>
+          </w:p>
+        </w:tc>
+      </w:tr>
+      <w:tr>
+        <w:tc>
+          <w:tcPr>
+            <w:tcW w:type="dxa" w:w="3200"/>
+            <w:shd w:fill="F2F2F2" w:val="clear"/>
+          </w:tcPr>
+          <w:p>
+            <w:r>
+              <w:rPr>
+                <w:b/>
+                <w:bCs/>
+              </w:rPr>
+              <w:t xml:space="preserve">Right valuation lens</w:t>
+            </w:r>
+          </w:p>
+        </w:tc>
+        <w:tc>
+          <w:tcPr>
+            <w:tcW w:type="dxa" w:w="5800"/>
+          </w:tcPr>
+          <w:p>
+            <w:r>
+              <w:t xml:space="preserve">P/E</w:t>
+            </w:r>
+          </w:p>
+        </w:tc>
+      </w:tr>
+      <w:tr>
+        <w:tc>
+          <w:tcPr>
+            <w:tcW w:type="dxa" w:w="3200"/>
+            <w:shd w:fill="F2F2F2" w:val="clear"/>
+          </w:tcPr>
+          <w:p>
+            <w:r>
+              <w:rPr>
+                <w:b/>
+                <w:bCs/>
+              </w:rPr>
+              <w:t xml:space="preserve">Price implies</w:t>
+            </w:r>
+          </w:p>
+        </w:tc>
+        <w:tc>
+          <w:tcPr>
+            <w:tcW w:type="dxa" w:w="5800"/>
+          </w:tcPr>
+          <w:p>
+            <w:r>
+              <w:t xml:space="preserve">at ~12-14x fair for a small commodity moulder, today's ~15x trailing needs ~20-25% EPS CAGR FY26-28 held on a 12%+ sustained margin</w:t>
+            </w:r>
+          </w:p>
+        </w:tc>
+      </w:tr>
+      <w:tr>
+        <w:tc>
+          <w:tcPr>
+            <w:tcW w:type="dxa" w:w="3200"/>
+            <w:shd w:fill="F2F2F2" w:val="clear"/>
+          </w:tcPr>
+          <w:p>
+            <w:r>
+              <w:rPr>
+                <w:b/>
+                <w:bCs/>
+              </w:rPr>
+              <w:t xml:space="preserve">Our FY27</w:t>
+            </w:r>
+          </w:p>
+        </w:tc>
+        <w:tc>
+          <w:tcPr>
+            <w:tcW w:type="dxa" w:w="5800"/>
+          </w:tcPr>
+          <w:p>
+            <w:r>
+              <w:t xml:space="preserve">revenue ~Rs 390-420 Cr (+12-20%); EBITDA margin drifting toward the guided 10-12%; PAT ~Rs 22-28 Cr</w:t>
+            </w:r>
+          </w:p>
+        </w:tc>
+      </w:tr>
+      <w:tr>
+        <w:tc>
+          <w:tcPr>
+            <w:tcW w:type="dxa" w:w="3200"/>
+            <w:shd w:fill="F2F2F2" w:val="clear"/>
+          </w:tcPr>
+          <w:p>
+            <w:r>
+              <w:rPr>
+                <w:b/>
+                <w:bCs/>
+              </w:rPr>
+              <w:t xml:space="preserve">Our FY28</w:t>
+            </w:r>
+          </w:p>
+        </w:tc>
+        <w:tc>
+          <w:tcPr>
+            <w:tcW w:type="dxa" w:w="5800"/>
+          </w:tcPr>
+          <w:p>
+            <w:r>
+              <w:t xml:space="preserve">Rs 450-550 Cr revenue if Furnastra/IBC scale — well short of the Rs 1,000 Cr target; PAT ~Rs 28-38 Cr</w:t>
+            </w:r>
+          </w:p>
+        </w:tc>
+      </w:tr>
+      <w:tr>
+        <w:tc>
+          <w:tcPr>
+            <w:tcW w:type="dxa" w:w="3200"/>
+            <w:shd w:fill="F2F2F2" w:val="clear"/>
+          </w:tcPr>
+          <w:p>
+            <w:r>
+              <w:rPr>
+                <w:b/>
+                <w:bCs/>
+              </w:rPr>
+              <w:t xml:space="preserve">Gap direction</w:t>
+            </w:r>
+          </w:p>
+        </w:tc>
+        <w:tc>
+          <w:tcPr>
+            <w:tcW w:type="dxa" w:w="5800"/>
+          </w:tcPr>
+          <w:p>
+            <w:r>
+              <w:t xml:space="preserve">over-optimistic</w:t>
+            </w:r>
+          </w:p>
+        </w:tc>
+      </w:tr>
+      <w:tr>
+        <w:tc>
+          <w:tcPr>
+            <w:tcW w:type="dxa" w:w="3200"/>
+            <w:shd w:fill="F2F2F2" w:val="clear"/>
+          </w:tcPr>
+          <w:p>
+            <w:r>
+              <w:rPr>
+                <w:b/>
+                <w:bCs/>
+              </w:rPr>
+              <w:t xml:space="preserve">Gap type</w:t>
+            </w:r>
+          </w:p>
+        </w:tc>
+        <w:tc>
+          <w:tcPr>
+            <w:tcW w:type="dxa" w:w="5800"/>
+          </w:tcPr>
+          <w:p>
+            <w:r>
+              <w:t xml:space="preserve">margin</w:t>
+            </w:r>
+          </w:p>
+        </w:tc>
+      </w:tr>
+      <w:tr>
+        <w:tc>
+          <w:tcPr>
+            <w:tcW w:type="dxa" w:w="3200"/>
+            <w:shd w:fill="F2F2F2" w:val="clear"/>
+          </w:tcPr>
+          <w:p>
+            <w:r>
+              <w:rPr>
+                <w:b/>
+                <w:bCs/>
+              </w:rPr>
+              <w:t xml:space="preserve">Gap magnitude</w:t>
+            </w:r>
+          </w:p>
+        </w:tc>
+        <w:tc>
+          <w:tcPr>
+            <w:tcW w:type="dxa" w:w="5800"/>
+          </w:tcPr>
+          <w:p>
+            <w:r>
+              <w:t xml:space="preserve">not estimable</w:t>
+            </w:r>
+          </w:p>
+        </w:tc>
+      </w:tr>
+      <w:tr>
+        <w:tc>
+          <w:tcPr>
+            <w:tcW w:type="dxa" w:w="3200"/>
+            <w:shd w:fill="F2F2F2" w:val="clear"/>
+          </w:tcPr>
+          <w:p>
+            <w:r>
+              <w:rPr>
+                <w:b/>
+                <w:bCs/>
+              </w:rPr>
+              <w:t xml:space="preserve">Gap basis</w:t>
+            </w:r>
+          </w:p>
+        </w:tc>
+        <w:tc>
+          <w:tcPr>
+            <w:tcW w:type="dxa" w:w="5800"/>
+          </w:tcPr>
+          <w:p>
+            <w:r>
+              <w:t xml:space="preserve">the multiple is being paid on a 16% EBITDA-margin quarter that management says normalises to 10-12%; topline run-rate does not support the Rs 1,000 Cr FY28 target</w:t>
+            </w:r>
+          </w:p>
+        </w:tc>
+      </w:tr>
+      <w:tr>
+        <w:tc>
+          <w:tcPr>
+            <w:tcW w:type="dxa" w:w="3200"/>
+            <w:shd w:fill="F2F2F2" w:val="clear"/>
+          </w:tcPr>
+          <w:p>
+            <w:r>
+              <w:rPr>
+                <w:b/>
+                <w:bCs/>
+              </w:rPr>
+              <w:t xml:space="preserve">Evidence quality</w:t>
+            </w:r>
+          </w:p>
+        </w:tc>
+        <w:tc>
+          <w:tcPr>
+            <w:tcW w:type="dxa" w:w="5800"/>
+          </w:tcPr>
+          <w:p>
+            <w:r>
+              <w:t xml:space="preserve">weak</w:t>
+            </w:r>
+          </w:p>
+        </w:tc>
+      </w:tr>
+    </w:tbl>
+    <w:p>
+      <w:pPr>
+        <w:spacing w:after="120"/>
+      </w:pPr>
+      <w:r>
+        <w:rPr>
+          <w:i/>
+          <w:iCs/>
+          <w:color w:val="666666"/>
+          <w:sz w:val="16"/>
+          <w:szCs w:val="16"/>
+        </w:rPr>
+        <w:t xml:space="preserve">no broker consensus; implied path is a reverse-P/E estimate + screener.in forward figures + VP thread view</w:t>
+      </w:r>
+    </w:p>
+    <w:p>
+      <w:pPr>
+        <w:spacing w:after="120" w:before="120"/>
+      </w:pPr>
+      <w:r>
+        <w:rPr>
+          <w:b/>
+          <w:bCs/>
+          <w:sz w:val="20"/>
+          <w:szCs w:val="20"/>
+        </w:rPr>
+        <w:t xml:space="preserve">Catalyst: </w:t>
+      </w:r>
+      <w:r>
+        <w:rPr>
+          <w:sz w:val="20"/>
+          <w:szCs w:val="20"/>
+        </w:rPr>
+        <w:t xml:space="preserve">Q2/Q3 FY27 prints showing whether double-digit EBITDA margin holds and a disclosed Furnastra/IBC segment split</w:t>
+      </w:r>
+      <w:r>
+        <w:rPr>
+          <w:color w:val="666666"/>
+          <w:sz w:val="18"/>
+          <w:szCs w:val="18"/>
+        </w:rPr>
+        <w:t xml:space="preserve"> (window ~6M from 2026-09-08; undated; evidence low; pending)</w:t>
+      </w:r>
+    </w:p>
+    <w:p>
+      <w:pPr>
+        <w:pStyle w:val="Heading1"/>
+        <w:spacing w:after="120" w:before="280"/>
+      </w:pPr>
+      <w:r>
+        <w:t xml:space="preserve">Ishmohit-Lens Checks (value chain · earnings quality · growth trajectory · management · quality metrics · track record · global-signal check)</w:t>
+      </w:r>
+    </w:p>
+    <w:p>
+      <w:pPr>
+        <w:spacing w:after="120"/>
+      </w:pPr>
       <w:r>
         <w:rPr>
           <w:i/>
@@ -385,6 +1664,846 @@
           <w:sz w:val="18"/>
           <w:szCs w:val="18"/>
         </w:rPr>
+        <w:t xml:space="preserve">Extra checks drawn from @ishmohit1 / SOIC methodology (playbook/ishmohit-soic-style.md): where the company sits in its value chain and what the supply side is doing, whether a margin/PAT inflection is structural or a cyclical peak, the rate-of-change of growth vs. what the multiple demands, and management quality as a positive attribute.</w:t>
+      </w:r>
+    </w:p>
+    <w:p>
+      <w:pPr>
+        <w:spacing w:after="120"/>
+      </w:pPr>
+      <w:r>
+        <w:rPr>
+          <w:b/>
+          <w:bCs/>
+          <w:sz w:val="20"/>
+          <w:szCs w:val="20"/>
+        </w:rPr>
+        <w:t xml:space="preserve">Value chain &amp; supply side:</w:t>
+      </w:r>
+    </w:p>
+    <w:tbl>
+      <w:tblPr>
+        <w:tblW w:type="dxa" w:w="9000"/>
+        <w:tblBorders>
+          <w:top w:val="single" w:color="auto" w:sz="4"/>
+          <w:left w:val="single" w:color="auto" w:sz="4"/>
+          <w:bottom w:val="single" w:color="auto" w:sz="4"/>
+          <w:right w:val="single" w:color="auto" w:sz="4"/>
+          <w:insideH w:val="single" w:color="auto" w:sz="4"/>
+          <w:insideV w:val="single" w:color="auto" w:sz="4"/>
+        </w:tblBorders>
+      </w:tblPr>
+      <w:tblGrid>
+        <w:gridCol w:w="3200"/>
+        <w:gridCol w:w="5800"/>
+      </w:tblGrid>
+      <w:tr>
+        <w:tc>
+          <w:tcPr>
+            <w:tcW w:type="dxa" w:w="3200"/>
+            <w:shd w:fill="F2F2F2" w:val="clear"/>
+          </w:tcPr>
+          <w:p>
+            <w:r>
+              <w:rPr>
+                <w:b/>
+                <w:bCs/>
+              </w:rPr>
+              <w:t xml:space="preserve">Theme</w:t>
+            </w:r>
+          </w:p>
+        </w:tc>
+        <w:tc>
+          <w:tcPr>
+            <w:tcW w:type="dxa" w:w="5800"/>
+          </w:tcPr>
+          <w:p>
+            <w:r>
+              <w:t xml:space="preserve">plastic moulding / hospital-furniture components import-substitution</w:t>
+            </w:r>
+          </w:p>
+        </w:tc>
+      </w:tr>
+      <w:tr>
+        <w:tc>
+          <w:tcPr>
+            <w:tcW w:type="dxa" w:w="3200"/>
+            <w:shd w:fill="F2F2F2" w:val="clear"/>
+          </w:tcPr>
+          <w:p>
+            <w:r>
+              <w:rPr>
+                <w:b/>
+                <w:bCs/>
+              </w:rPr>
+              <w:t xml:space="preserve">This company's position</w:t>
+            </w:r>
+          </w:p>
+        </w:tc>
+        <w:tc>
+          <w:tcPr>
+            <w:tcW w:type="dxa" w:w="5800"/>
+          </w:tcPr>
+          <w:p>
+            <w:r>
+              <w:t xml:space="preserve">contract blow/injection moulder — commodity industrial packaging (~84%) plus a small value-added hospital-furniture-parts line (Furnastra) and a new IBC vertical</w:t>
+            </w:r>
+          </w:p>
+        </w:tc>
+      </w:tr>
+      <w:tr>
+        <w:tc>
+          <w:tcPr>
+            <w:tcW w:type="dxa" w:w="3200"/>
+            <w:shd w:fill="F2F2F2" w:val="clear"/>
+          </w:tcPr>
+          <w:p>
+            <w:r>
+              <w:rPr>
+                <w:b/>
+                <w:bCs/>
+              </w:rPr>
+              <w:t xml:space="preserve">Bottleneck node (pricing power)</w:t>
+            </w:r>
+          </w:p>
+        </w:tc>
+        <w:tc>
+          <w:tcPr>
+            <w:tcW w:type="dxa" w:w="5800"/>
+          </w:tcPr>
+          <w:p>
+            <w:r>
+              <w:t xml:space="preserve">none structural — resin is a pass-through input, moulding capacity is fungible and widely held</w:t>
+            </w:r>
+          </w:p>
+        </w:tc>
+      </w:tr>
+      <w:tr>
+        <w:tc>
+          <w:tcPr>
+            <w:tcW w:type="dxa" w:w="3200"/>
+            <w:shd w:fill="F2F2F2" w:val="clear"/>
+          </w:tcPr>
+          <w:p>
+            <w:r>
+              <w:rPr>
+                <w:b/>
+                <w:bCs/>
+              </w:rPr>
+              <w:t xml:space="preserve">Supply-side status</w:t>
+            </w:r>
+          </w:p>
+        </w:tc>
+        <w:tc>
+          <w:tcPr>
+            <w:tcW w:type="dxa" w:w="5800"/>
+          </w:tcPr>
+          <w:p>
+            <w:r>
+              <w:t xml:space="preserve">balanced</w:t>
+            </w:r>
+          </w:p>
+        </w:tc>
+      </w:tr>
+      <w:tr>
+        <w:tc>
+          <w:tcPr>
+            <w:tcW w:type="dxa" w:w="3200"/>
+            <w:shd w:fill="F2F2F2" w:val="clear"/>
+          </w:tcPr>
+          <w:p>
+            <w:r>
+              <w:rPr>
+                <w:b/>
+                <w:bCs/>
+              </w:rPr>
+              <w:t xml:space="preserve">Adjacent-node peers</w:t>
+            </w:r>
+          </w:p>
+        </w:tc>
+        <w:tc>
+          <w:tcPr>
+            <w:tcW w:type="dxa" w:w="5800"/>
+          </w:tcPr>
+          <w:p>
+            <w:r>
+              <w:t xml:space="preserve">Time Technoplast, Mold-Tek Packaging, Jain Irrigation (piping/moulding), Nilkamal</w:t>
+            </w:r>
+          </w:p>
+        </w:tc>
+      </w:tr>
+    </w:tbl>
+    <w:p>
+      <w:pPr>
+        <w:spacing w:after="120"/>
+      </w:pPr>
+      <w:r>
+        <w:rPr>
+          <w:color w:val="666666"/>
+          <w:sz w:val="18"/>
+          <w:szCs w:val="18"/>
+        </w:rPr>
+        <w:t xml:space="preserve">Price-taker in the commodity 84%: resin-linked, no switching cost. Furnastra/IBC is where any pricing power would come from, but its share and margin are undisclosed.</w:t>
+      </w:r>
+    </w:p>
+    <w:p>
+      <w:pPr>
+        <w:spacing w:after="60" w:before="120"/>
+      </w:pPr>
+      <w:r>
+        <w:rPr>
+          <w:b/>
+          <w:bCs/>
+          <w:sz w:val="20"/>
+          <w:szCs w:val="20"/>
+        </w:rPr>
+        <w:t xml:space="preserve">Earnings quality: </w:t>
+      </w:r>
+      <w:r>
+        <w:rPr>
+          <w:sz w:val="20"/>
+          <w:szCs w:val="20"/>
+        </w:rPr>
+        <w:t xml:space="preserve">margin driver cyclical</w:t>
+      </w:r>
+      <w:r>
+        <w:rPr>
+          <w:b/>
+          <w:bCs/>
+          <w:color w:val="A32020"/>
+          <w:sz w:val="20"/>
+          <w:szCs w:val="20"/>
+        </w:rPr>
+        <w:t xml:space="preserve">  — PEAK-MARGIN RISK: do not capitalise current margins</w:t>
+      </w:r>
+    </w:p>
+    <w:p>
+      <w:pPr>
+        <w:spacing w:after="120"/>
+      </w:pPr>
+      <w:r>
+        <w:rPr>
+          <w:color w:val="666666"/>
+          <w:sz w:val="18"/>
+          <w:szCs w:val="18"/>
+        </w:rPr>
+        <w:t xml:space="preserve">Drivers: favourable product mix in Q1 FY27; resin price movement; small value-added (Furnastra) contribution.</w:t>
+      </w:r>
+    </w:p>
+    <w:p>
+      <w:pPr>
+        <w:spacing w:after="120"/>
+      </w:pPr>
+      <w:r>
+        <w:rPr>
+          <w:color w:val="666666"/>
+          <w:sz w:val="18"/>
+          <w:szCs w:val="18"/>
+        </w:rPr>
+        <w:t xml:space="preserve">Reported EBITDA margin 16.3% in Q1 FY27 vs management's own 10-12% 'sustainable' guide and a ~5-6% year-ago base — current margin is well above a defensible through-cycle level and the driver is mix/price timing, so peak_margin_risk is true.</w:t>
+      </w:r>
+    </w:p>
+    <w:p>
+      <w:pPr>
+        <w:spacing w:after="60" w:before="120"/>
+      </w:pPr>
+      <w:r>
+        <w:rPr>
+          <w:b/>
+          <w:bCs/>
+          <w:sz w:val="20"/>
+          <w:szCs w:val="20"/>
+        </w:rPr>
+        <w:t xml:space="preserve">Growth trajectory: </w:t>
+      </w:r>
+      <w:r>
+        <w:rPr>
+          <w:b w:val="false"/>
+          <w:bCs w:val="false"/>
+          <w:sz w:val="20"/>
+          <w:szCs w:val="20"/>
+        </w:rPr>
+        <w:t xml:space="preserve">YoY growth rate is lumpy</w:t>
+      </w:r>
+    </w:p>
+    <w:p>
+      <w:pPr>
+        <w:spacing w:after="120"/>
+      </w:pPr>
+      <w:r>
+        <w:rPr>
+          <w:color w:val="666666"/>
+          <w:sz w:val="18"/>
+          <w:szCs w:val="18"/>
+        </w:rPr>
+        <w:t xml:space="preserve">Revenue YoY has stayed ~5-12% (FY26 +5.4%, Q1 FY27 total income +11.6%); PAT YoY is violently lumpy on the margin line (FY26 +115%, Q1 FY27 +566%) off a depressed base</w:t>
+      </w:r>
+    </w:p>
+    <w:p>
+      <w:pPr>
+        <w:spacing w:after="120"/>
+      </w:pPr>
+      <w:r>
+        <w:rPr>
+          <w:color w:val="666666"/>
+          <w:sz w:val="18"/>
+          <w:szCs w:val="18"/>
+        </w:rPr>
+        <w:t xml:space="preserve">Reverse P/E: ~15x trailing needs ~20-25% EPS CAGR on a sustained 12%+ margin; topline is only growing ~10% and management guides margin down, so the multiple leans on mix optimism</w:t>
+      </w:r>
+    </w:p>
+    <w:p>
+      <w:pPr>
+        <w:spacing w:after="120"/>
+      </w:pPr>
+      <w:r>
+        <w:rPr>
+          <w:b/>
+          <w:bCs/>
+          <w:sz w:val="20"/>
+          <w:szCs w:val="20"/>
+        </w:rPr>
+        <w:t xml:space="preserve">Management quality (TVGP's "P"):</w:t>
+      </w:r>
+    </w:p>
+    <w:tbl>
+      <w:tblPr>
+        <w:tblW w:type="dxa" w:w="9000"/>
+        <w:tblBorders>
+          <w:top w:val="single" w:color="auto" w:sz="4"/>
+          <w:left w:val="single" w:color="auto" w:sz="4"/>
+          <w:bottom w:val="single" w:color="auto" w:sz="4"/>
+          <w:right w:val="single" w:color="auto" w:sz="4"/>
+          <w:insideH w:val="single" w:color="auto" w:sz="4"/>
+          <w:insideV w:val="single" w:color="auto" w:sz="4"/>
+        </w:tblBorders>
+      </w:tblPr>
+      <w:tblGrid>
+        <w:gridCol w:w="3200"/>
+        <w:gridCol w:w="5800"/>
+      </w:tblGrid>
+      <w:tr>
+        <w:tc>
+          <w:tcPr>
+            <w:tcW w:type="dxa" w:w="3200"/>
+            <w:shd w:fill="F2F2F2" w:val="clear"/>
+          </w:tcPr>
+          <w:p>
+            <w:r>
+              <w:rPr>
+                <w:b/>
+                <w:bCs/>
+              </w:rPr>
+              <w:t xml:space="preserve">Assessment</w:t>
+            </w:r>
+          </w:p>
+        </w:tc>
+        <w:tc>
+          <w:tcPr>
+            <w:tcW w:type="dxa" w:w="5800"/>
+          </w:tcPr>
+          <w:p>
+            <w:r>
+              <w:t xml:space="preserve">neutral</w:t>
+            </w:r>
+          </w:p>
+        </w:tc>
+      </w:tr>
+      <w:tr>
+        <w:tc>
+          <w:tcPr>
+            <w:tcW w:type="dxa" w:w="3200"/>
+            <w:shd w:fill="F2F2F2" w:val="clear"/>
+          </w:tcPr>
+          <w:p>
+            <w:r>
+              <w:rPr>
+                <w:b/>
+                <w:bCs/>
+              </w:rPr>
+              <w:t xml:space="preserve">Capital allocation</w:t>
+            </w:r>
+          </w:p>
+        </w:tc>
+        <w:tc>
+          <w:tcPr>
+            <w:tcW w:type="dxa" w:w="5800"/>
+          </w:tcPr>
+          <w:p>
+            <w:r>
+              <w:t xml:space="preserve">Deleveraged (LT debt Rs 24.7 Cr -&gt; Rs 11.4 Cr), added capacity, promoter injected cash at Rs 151 via warrants; incremental ROCE hard to judge on one good quarter (neutral)</w:t>
+            </w:r>
+          </w:p>
+        </w:tc>
+      </w:tr>
+      <w:tr>
+        <w:tc>
+          <w:tcPr>
+            <w:tcW w:type="dxa" w:w="3200"/>
+            <w:shd w:fill="F2F2F2" w:val="clear"/>
+          </w:tcPr>
+          <w:p>
+            <w:r>
+              <w:rPr>
+                <w:b/>
+                <w:bCs/>
+              </w:rPr>
+              <w:t xml:space="preserve">Related-party trend</w:t>
+            </w:r>
+          </w:p>
+        </w:tc>
+        <w:tc>
+          <w:tcPr>
+            <w:tcW w:type="dxa" w:w="5800"/>
+          </w:tcPr>
+          <w:p>
+            <w:r>
+              <w:t xml:space="preserve">unclear</w:t>
+            </w:r>
+          </w:p>
+        </w:tc>
+      </w:tr>
+      <w:tr>
+        <w:tc>
+          <w:tcPr>
+            <w:tcW w:type="dxa" w:w="3200"/>
+            <w:shd w:fill="F2F2F2" w:val="clear"/>
+          </w:tcPr>
+          <w:p>
+            <w:r>
+              <w:rPr>
+                <w:b/>
+                <w:bCs/>
+              </w:rPr>
+              <w:t xml:space="preserve">Guidance credibility</w:t>
+            </w:r>
+          </w:p>
+        </w:tc>
+        <w:tc>
+          <w:tcPr>
+            <w:tcW w:type="dxa" w:w="5800"/>
+          </w:tcPr>
+          <w:p>
+            <w:r>
+              <w:t xml:space="preserve">mixed</w:t>
+            </w:r>
+          </w:p>
+        </w:tc>
+      </w:tr>
+      <w:tr>
+        <w:tc>
+          <w:tcPr>
+            <w:tcW w:type="dxa" w:w="3200"/>
+            <w:shd w:fill="F2F2F2" w:val="clear"/>
+          </w:tcPr>
+          <w:p>
+            <w:r>
+              <w:rPr>
+                <w:b/>
+                <w:bCs/>
+              </w:rPr>
+              <w:t xml:space="preserve">Shareholder returns</w:t>
+            </w:r>
+          </w:p>
+        </w:tc>
+        <w:tc>
+          <w:tcPr>
+            <w:tcW w:type="dxa" w:w="5800"/>
+          </w:tcPr>
+          <w:p>
+            <w:r>
+              <w:t xml:space="preserve">initiated</w:t>
+            </w:r>
+          </w:p>
+        </w:tc>
+      </w:tr>
+      <w:tr>
+        <w:tc>
+          <w:tcPr>
+            <w:tcW w:type="dxa" w:w="3200"/>
+            <w:shd w:fill="F2F2F2" w:val="clear"/>
+          </w:tcPr>
+          <w:p>
+            <w:r>
+              <w:rPr>
+                <w:b/>
+                <w:bCs/>
+              </w:rPr>
+              <w:t xml:space="preserve">Capability ladder / VAP</w:t>
+            </w:r>
+          </w:p>
+        </w:tc>
+        <w:tc>
+          <w:tcPr>
+            <w:tcW w:type="dxa" w:w="5800"/>
+          </w:tcPr>
+          <w:p>
+            <w:r>
+              <w:t xml:space="preserve">Explicit intent to move commodity HDPE packaging -&gt; hospital-furniture parts (Furnastra) -&gt; IBC, but the IBC venture previously appeared and disappeared once already</w:t>
+            </w:r>
+          </w:p>
+        </w:tc>
+      </w:tr>
+    </w:tbl>
+    <w:p>
+      <w:pPr>
+        <w:spacing w:after="120"/>
+      </w:pPr>
+      <w:r>
+        <w:rPr>
+          <w:b/>
+          <w:bCs/>
+          <w:sz w:val="20"/>
+          <w:szCs w:val="20"/>
+        </w:rPr>
+        <w:t xml:space="preserve">Quality metrics (ROCE · debt · FCF · margin · capex):</w:t>
+      </w:r>
+    </w:p>
+    <w:tbl>
+      <w:tblPr>
+        <w:tblW w:type="dxa" w:w="9000"/>
+        <w:tblBorders>
+          <w:top w:val="single" w:color="auto" w:sz="4"/>
+          <w:left w:val="single" w:color="auto" w:sz="4"/>
+          <w:bottom w:val="single" w:color="auto" w:sz="4"/>
+          <w:right w:val="single" w:color="auto" w:sz="4"/>
+          <w:insideH w:val="single" w:color="auto" w:sz="4"/>
+          <w:insideV w:val="single" w:color="auto" w:sz="4"/>
+        </w:tblBorders>
+      </w:tblPr>
+      <w:tblGrid>
+        <w:gridCol w:w="3200"/>
+        <w:gridCol w:w="5800"/>
+      </w:tblGrid>
+      <w:tr>
+        <w:tc>
+          <w:tcPr>
+            <w:tcW w:type="dxa" w:w="3200"/>
+            <w:shd w:fill="F2F2F2" w:val="clear"/>
+          </w:tcPr>
+          <w:p>
+            <w:r>
+              <w:rPr>
+                <w:b/>
+                <w:bCs/>
+              </w:rPr>
+              <w:t xml:space="preserve">Assessment</w:t>
+            </w:r>
+          </w:p>
+        </w:tc>
+        <w:tc>
+          <w:tcPr>
+            <w:tcW w:type="dxa" w:w="5800"/>
+          </w:tcPr>
+          <w:p>
+            <w:r>
+              <w:t xml:space="preserve">neutral</w:t>
+            </w:r>
+          </w:p>
+        </w:tc>
+      </w:tr>
+      <w:tr>
+        <w:tc>
+          <w:tcPr>
+            <w:tcW w:type="dxa" w:w="3200"/>
+            <w:shd w:fill="F2F2F2" w:val="clear"/>
+          </w:tcPr>
+          <w:p>
+            <w:r>
+              <w:rPr>
+                <w:b/>
+                <w:bCs/>
+              </w:rPr>
+              <w:t xml:space="preserve">ROCE</w:t>
+            </w:r>
+          </w:p>
+        </w:tc>
+        <w:tc>
+          <w:tcPr>
+            <w:tcW w:type="dxa" w:w="5800"/>
+          </w:tcPr>
+          <w:p>
+            <w:r>
+              <w:t xml:space="preserve">10.8% (improving)</w:t>
+            </w:r>
+          </w:p>
+        </w:tc>
+      </w:tr>
+      <w:tr>
+        <w:tc>
+          <w:tcPr>
+            <w:tcW w:type="dxa" w:w="3200"/>
+            <w:shd w:fill="F2F2F2" w:val="clear"/>
+          </w:tcPr>
+          <w:p>
+            <w:r>
+              <w:rPr>
+                <w:b/>
+                <w:bCs/>
+              </w:rPr>
+              <w:t xml:space="preserve">Leverage</w:t>
+            </w:r>
+          </w:p>
+        </w:tc>
+        <w:tc>
+          <w:tcPr>
+            <w:tcW w:type="dxa" w:w="5800"/>
+          </w:tcPr>
+          <w:p>
+            <w:r>
+              <w:t xml:space="preserve">Net debt/EBITDA 2.9x</w:t>
+            </w:r>
+          </w:p>
+        </w:tc>
+      </w:tr>
+      <w:tr>
+        <w:tc>
+          <w:tcPr>
+            <w:tcW w:type="dxa" w:w="3200"/>
+            <w:shd w:fill="F2F2F2" w:val="clear"/>
+          </w:tcPr>
+          <w:p>
+            <w:r>
+              <w:rPr>
+                <w:b/>
+                <w:bCs/>
+              </w:rPr>
+              <w:t xml:space="preserve">FCF conversion</w:t>
+            </w:r>
+          </w:p>
+        </w:tc>
+        <w:tc>
+          <w:tcPr>
+            <w:tcW w:type="dxa" w:w="5800"/>
+          </w:tcPr>
+          <w:p>
+            <w:r>
+              <w:t xml:space="preserve">—</w:t>
+            </w:r>
+          </w:p>
+        </w:tc>
+      </w:tr>
+      <w:tr>
+        <w:tc>
+          <w:tcPr>
+            <w:tcW w:type="dxa" w:w="3200"/>
+            <w:shd w:fill="F2F2F2" w:val="clear"/>
+          </w:tcPr>
+          <w:p>
+            <w:r>
+              <w:rPr>
+                <w:b/>
+                <w:bCs/>
+              </w:rPr>
+              <w:t xml:space="preserve">Margin trend</w:t>
+            </w:r>
+          </w:p>
+        </w:tc>
+        <w:tc>
+          <w:tcPr>
+            <w:tcW w:type="dxa" w:w="5800"/>
+          </w:tcPr>
+          <w:p>
+            <w:r>
+              <w:t xml:space="preserve">expanding</w:t>
+            </w:r>
+          </w:p>
+        </w:tc>
+      </w:tr>
+      <w:tr>
+        <w:tc>
+          <w:tcPr>
+            <w:tcW w:type="dxa" w:w="3200"/>
+            <w:shd w:fill="F2F2F2" w:val="clear"/>
+          </w:tcPr>
+          <w:p>
+            <w:r>
+              <w:rPr>
+                <w:b/>
+                <w:bCs/>
+              </w:rPr>
+              <w:t xml:space="preserve">Capex efficiency</w:t>
+            </w:r>
+          </w:p>
+        </w:tc>
+        <w:tc>
+          <w:tcPr>
+            <w:tcW w:type="dxa" w:w="5800"/>
+          </w:tcPr>
+          <w:p>
+            <w:r>
+              <w:t xml:space="preserve">unclear</w:t>
+            </w:r>
+          </w:p>
+        </w:tc>
+      </w:tr>
+    </w:tbl>
+    <w:p>
+      <w:pPr>
+        <w:spacing w:after="60" w:before="120"/>
+      </w:pPr>
+      <w:r>
+        <w:rPr>
+          <w:b/>
+          <w:bCs/>
+          <w:sz w:val="20"/>
+          <w:szCs w:val="20"/>
+        </w:rPr>
+        <w:t xml:space="preserve">Track record (Coffee Can persistence check): </w:t>
+      </w:r>
+      <w:r>
+        <w:rPr>
+          <w:sz w:val="20"/>
+          <w:szCs w:val="20"/>
+        </w:rPr>
+        <w:t xml:space="preserve">cleared revenue growth ≥10% AND ROCE ≥15% in 0 of the last 3 years (consistency_score 0)</w:t>
+      </w:r>
+    </w:p>
+    <w:p>
+      <w:pPr>
+        <w:spacing w:after="120"/>
+      </w:pPr>
+      <w:r>
+        <w:rPr>
+          <w:color w:val="666666"/>
+          <w:sz w:val="18"/>
+          <w:szCs w:val="18"/>
+        </w:rPr>
+        <w:t xml:space="preserve">FY24-FY26 verifiable: none had both revenue growth &gt;=10% and ROCE &gt;=15% in the same year (FY26 revenue +5.4% at ROCE ~10.8%; FY25 weaker). The FY26/Q1FY27 profit surge is a margin event off a low base, not a track record of compounding.</w:t>
+      </w:r>
+    </w:p>
+    <w:p>
+      <w:pPr>
+        <w:pStyle w:val="Heading1"/>
+        <w:spacing w:after="120" w:before="280"/>
+      </w:pPr>
+      <w:r>
+        <w:t xml:space="preserve">Technical Read (Weekly / Monthly MACD + Bollinger Bands, or RSI/CCI/Williams %R proxy)</w:t>
+      </w:r>
+    </w:p>
+    <w:p>
+      <w:pPr>
+        <w:spacing w:after="120"/>
+      </w:pPr>
+      <w:r>
+        <w:t xml:space="preserve">Not independently pulled. Stock up ~60% over the past year, mid-range in a Rs 83-164 band.</w:t>
+      </w:r>
+    </w:p>
+    <w:p>
+      <w:pPr>
+        <w:pStyle w:val="Heading1"/>
+        <w:spacing w:after="120" w:before="280"/>
+      </w:pPr>
+      <w:r>
+        <w:t xml:space="preserve">ValuePickr Community Signal</w:t>
+      </w:r>
+    </w:p>
+    <w:p>
+      <w:pPr>
+        <w:spacing w:after="120"/>
+      </w:pPr>
+      <w:r>
+        <w:t xml:space="preserve">The dedicated VP thread is brand new and has only 3 posts. The April 2026 opener (Gaurav_Kothari, non-trusted, 8 loves) lays out the business and the hospital-furniture value-added angle. The two August 2026 posts are from trusted users: Swadesh9819 (elevated) - 'company seems to be moving in the right direction after a long time; let's see if it's sustainable', asking for the hospital-furniture revenue share in Q1 FY27 - and Niraj_Punjkaran (elevated), who noted 'two consecutive good quarters', warrants issued at Rs 151 (80% to the promoter) and that the investor presentation carried no mention of a previously discussed 'big IBC venture'.</w:t>
+      </w:r>
+    </w:p>
+    <w:p>
+      <w:pPr>
+        <w:spacing w:after="120"/>
+      </w:pPr>
+      <w:r>
+        <w:rPr>
+          <w:b/>
+          <w:bCs/>
+          <w:sz w:val="20"/>
+          <w:szCs w:val="20"/>
+        </w:rPr>
+        <w:t xml:space="preserve">High-conviction call from a top contributor: </w:t>
+      </w:r>
+      <w:r>
+        <w:rPr>
+          <w:sz w:val="20"/>
+          <w:szCs w:val="20"/>
+        </w:rPr>
+        <w:t xml:space="preserve">Two trusted users (Swadesh9819, Niraj_Punjkaran, both elevated) have started tracking and note an early, unconfirmed turn plus fresh promoter skin-in-the-game (warrants at Rs 151, mostly to the promoter). Neither has expressed firm conviction - both explicitly flagged sustainability as the open question.</w:t>
+      </w:r>
+    </w:p>
+    <w:p>
+      <w:pPr>
+        <w:pStyle w:val="Heading1"/>
+        <w:spacing w:after="120" w:before="280"/>
+      </w:pPr>
+      <w:r>
+        <w:t xml:space="preserve">Trusted-User Signals (Ongoing)</w:t>
+      </w:r>
+    </w:p>
+    <w:p>
+      <w:pPr>
+        <w:spacing w:after="120"/>
+      </w:pPr>
+      <w:r>
+        <w:rPr>
+          <w:i/>
+          <w:iCs/>
+          <w:color w:val="666666"/>
+          <w:sz w:val="18"/>
+          <w:szCs w:val="18"/>
+        </w:rPr>
+        <w:t xml:space="preserve">Every time a trusted user expresses clear conviction on this stock, most recent first — this section accumulates over time, it isn't a one-time snapshot.</w:t>
+      </w:r>
+    </w:p>
+    <w:p>
+      <w:pPr>
+        <w:spacing w:after="100"/>
+      </w:pPr>
+      <w:r>
+        <w:rPr>
+          <w:b/>
+          <w:bCs/>
+          <w:sz w:val="20"/>
+          <w:szCs w:val="20"/>
+        </w:rPr>
+        <w:t xml:space="preserve">2026-08-15 — Swadesh9819</w:t>
+      </w:r>
+      <w:r>
+        <w:rPr>
+          <w:i/>
+          <w:iCs/>
+          <w:color w:val="666666"/>
+          <w:sz w:val="18"/>
+          <w:szCs w:val="18"/>
+        </w:rPr>
+        <w:t xml:space="preserve"> (Mitsu Chem Plast)</w:t>
+      </w:r>
+      <w:r>
+        <w:rPr>
+          <w:sz w:val="20"/>
+          <w:szCs w:val="20"/>
+        </w:rPr>
+        <w:br/>
+        <w:t xml:space="preserve">: 'Company seems to be moving in the right direction after a long time' - sustainability is the open question; asked for the hospital-furniture revenue share in Q1 FY27</w:t>
+      </w:r>
+    </w:p>
+    <w:p>
+      <w:pPr>
+        <w:spacing w:after="100"/>
+      </w:pPr>
+      <w:r>
+        <w:rPr>
+          <w:b/>
+          <w:bCs/>
+          <w:sz w:val="20"/>
+          <w:szCs w:val="20"/>
+        </w:rPr>
+        <w:t xml:space="preserve">2026-08-16 — Niraj_Punjkaran</w:t>
+      </w:r>
+      <w:r>
+        <w:rPr>
+          <w:i/>
+          <w:iCs/>
+          <w:color w:val="666666"/>
+          <w:sz w:val="18"/>
+          <w:szCs w:val="18"/>
+        </w:rPr>
         <w:t xml:space="preserve"> (Mitsu Chem Plast)</w:t>
       </w:r>
       <w:r>
@@ -432,46 +2551,46 @@
         <w:spacing w:after="60"/>
       </w:pPr>
       <w:r>
-        <w:t xml:space="preserve">Genuine mix-shift optionality: hospital-furniture parts ('Furnastra') carry structurally better margins than commodity HDPE packaging, and recent ROCE/ROE have improved to ~15%/~14%</w:t>
-      </w:r>
-    </w:p>
-    <w:p>
-      <w:pPr>
-        <w:pStyle w:val="ListParagraph"/>
-        <w:numPr>
-          <w:ilvl w:val="0"/>
-          <w:numId w:val="1"/>
-        </w:numPr>
-        <w:spacing w:after="60"/>
-      </w:pPr>
-      <w:r>
-        <w:t xml:space="preserve">Two consecutive better quarters and a profitability surge noted by third-party trackers</w:t>
-      </w:r>
-    </w:p>
-    <w:p>
-      <w:pPr>
-        <w:pStyle w:val="ListParagraph"/>
-        <w:numPr>
-          <w:ilvl w:val="0"/>
-          <w:numId w:val="1"/>
-        </w:numPr>
-        <w:spacing w:after="60"/>
-      </w:pPr>
-      <w:r>
-        <w:t xml:space="preserve">Promoter subscribing ~80% of a fresh warrant issue at Rs 151 - skin in the game</w:t>
-      </w:r>
-    </w:p>
-    <w:p>
-      <w:pPr>
-        <w:pStyle w:val="ListParagraph"/>
-        <w:numPr>
-          <w:ilvl w:val="0"/>
-          <w:numId w:val="1"/>
-        </w:numPr>
-        <w:spacing w:after="60"/>
-      </w:pPr>
-      <w:r>
-        <w:t xml:space="preserve">Micro-cap (~Rs 236 Cr) - a real re-rating runway if the value-added segment scales</w:t>
+        <w:t xml:space="preserve">Genuine mix-shift optionality: hospital-furniture parts ('Furnastra') plus a re-launched IBC vertical carry better margins than commodity HDPE packaging; FY26 PAT +115% and Q1 FY27 PAT +566% on a 1,041 bps EBITDA-margin expansion</w:t>
+      </w:r>
+    </w:p>
+    <w:p>
+      <w:pPr>
+        <w:pStyle w:val="ListParagraph"/>
+        <w:numPr>
+          <w:ilvl w:val="0"/>
+          <w:numId w:val="1"/>
+        </w:numPr>
+        <w:spacing w:after="60"/>
+      </w:pPr>
+      <w:r>
+        <w:t xml:space="preserve">Balance sheet materially better: long-term debt halved to Rs 11.4 Cr; promoter subscribed ~80% of a fresh warrant issue at Rs 151 - skin in the game</w:t>
+      </w:r>
+    </w:p>
+    <w:p>
+      <w:pPr>
+        <w:pStyle w:val="ListParagraph"/>
+        <w:numPr>
+          <w:ilvl w:val="0"/>
+          <w:numId w:val="1"/>
+        </w:numPr>
+        <w:spacing w:after="60"/>
+      </w:pPr>
+      <w:r>
+        <w:t xml:space="preserve">Cheap on the surge: ~10x on a Q1 FY27-annualised run-rate for a micro-cap (~Rs 230 Cr) - real re-rating runway if double-digit margins hold and the value-added segments scale</w:t>
+      </w:r>
+    </w:p>
+    <w:p>
+      <w:pPr>
+        <w:pStyle w:val="ListParagraph"/>
+        <w:numPr>
+          <w:ilvl w:val="0"/>
+          <w:numId w:val="1"/>
+        </w:numPr>
+        <w:spacing w:after="60"/>
+      </w:pPr>
+      <w:r>
+        <w:t xml:space="preserve">~30 new customers and +3,550 MTPA capacity added in Q1 FY27; FY27 growth guided ~30%</w:t>
       </w:r>
     </w:p>
     <w:p>
@@ -493,46 +2612,46 @@
         <w:spacing w:after="60"/>
       </w:pPr>
       <w:r>
-        <w:t xml:space="preserve">Revenue growth is still only mid-single-digit; the 'turn' is in margins off a low base, not volume</w:t>
-      </w:r>
-    </w:p>
-    <w:p>
-      <w:pPr>
-        <w:pStyle w:val="ListParagraph"/>
-        <w:numPr>
-          <w:ilvl w:val="0"/>
-          <w:numId w:val="1"/>
-        </w:numPr>
-        <w:spacing w:after="60"/>
-      </w:pPr>
-      <w:r>
-        <w:t xml:space="preserve">~84% of revenue remains low-margin commodity packaging (price-taker, resin-linked)</w:t>
-      </w:r>
-    </w:p>
-    <w:p>
-      <w:pPr>
-        <w:pStyle w:val="ListParagraph"/>
-        <w:numPr>
-          <w:ilvl w:val="0"/>
-          <w:numId w:val="1"/>
-        </w:numPr>
-        <w:spacing w:after="60"/>
-      </w:pPr>
-      <w:r>
-        <w:t xml:space="preserve">Evidence is very thin - a 3-post thread, no disclosed quarterly segment split, and an announced 'IBC venture' that has quietly disappeared</w:t>
-      </w:r>
-    </w:p>
-    <w:p>
-      <w:pPr>
-        <w:pStyle w:val="ListParagraph"/>
-        <w:numPr>
-          <w:ilvl w:val="0"/>
-          <w:numId w:val="1"/>
-        </w:numPr>
-        <w:spacing w:after="60"/>
-      </w:pPr>
-      <w:r>
-        <w:t xml:space="preserve">No trusted user has taken a firm position; 'is it sustainable' is the universal caveat</w:t>
+        <w:t xml:space="preserve">Management itself guided sustainable EBITDA margin at 10-12% vs the 16.3% just reported - the profit surge is partly a favourable-mix/price quarter off a depressed base, not a proven new level (peak_margin_risk = true)</w:t>
+      </w:r>
+    </w:p>
+    <w:p>
+      <w:pPr>
+        <w:pStyle w:val="ListParagraph"/>
+        <w:numPr>
+          <w:ilvl w:val="0"/>
+          <w:numId w:val="1"/>
+        </w:numPr>
+        <w:spacing w:after="60"/>
+      </w:pPr>
+      <w:r>
+        <w:t xml:space="preserve">Revenue growth is still only ~10-12%; the 'turn' is in margins, not volume; the Rs 1,000 Cr-by-FY28 target implies ~40% CAGR and is not supported by the run-rate</w:t>
+      </w:r>
+    </w:p>
+    <w:p>
+      <w:pPr>
+        <w:pStyle w:val="ListParagraph"/>
+        <w:numPr>
+          <w:ilvl w:val="0"/>
+          <w:numId w:val="1"/>
+        </w:numPr>
+        <w:spacing w:after="60"/>
+      </w:pPr>
+      <w:r>
+        <w:t xml:space="preserve">~84% of revenue remains low-margin commodity packaging (price-taker, resin-linked); no structural moat; latest-FY ROCE ~10.8%, below a quality bar</w:t>
+      </w:r>
+    </w:p>
+    <w:p>
+      <w:pPr>
+        <w:pStyle w:val="ListParagraph"/>
+        <w:numPr>
+          <w:ilvl w:val="0"/>
+          <w:numId w:val="1"/>
+        </w:numPr>
+        <w:spacing w:after="60"/>
+      </w:pPr>
+      <w:r>
+        <w:t xml:space="preserve">Furnastra/IBC revenue share still undisclosed; the IBC venture has appeared and disappeared once already; no trusted user has taken a firm position - 'is it sustainable' is the universal caveat</w:t>
       </w:r>
     </w:p>
     <w:p>
@@ -581,6 +2700,34 @@
     </w:p>
     <w:p>
       <w:pPr>
+        <w:spacing w:after="120"/>
+      </w:pPr>
+      <w:r>
+        <w:rPr>
+          <w:color w:val="666666"/>
+          <w:sz w:val="20"/>
+          <w:szCs w:val="20"/>
+        </w:rPr>
+        <w:t xml:space="preserve">4-box gate — tailwind: weak · TAM: weak · moat: weak · valuation: weak  (score 2 / 4)</w:t>
+      </w:r>
+    </w:p>
+    <w:p>
+      <w:pPr>
+        <w:spacing w:after="120"/>
+      </w:pPr>
+      <w:r>
+        <w:rPr>
+          <w:i/>
+          <w:iCs/>
+          <w:color w:val="666666"/>
+          <w:sz w:val="20"/>
+          <w:szCs w:val="20"/>
+        </w:rPr>
+        <w:t xml:space="preserve">Q1 FY27 margin inflection is real (EBITDA 16.3% vs 5.9%, PAT +566%) but management itself guided sustainable EBITDA margin back to 10-12%, so tailwind stays weak (margin-led, flagged non-durable) and tam weak (Rs 1,000 Cr-by-FY28 target implies ~40% CAGR off Rs 350 Cr — low credibility, ~84% still commodity HDPE). Moat weak: commodity blow/injection moulder, resin-linked price-taker, thin pricing power outside the small Furnastra line. Valuation weak: ~10x on the Q1-annualised run-rate but that is peak-margin earnings; normalises higher on the guided 10-12% margin. Score 2.0 → 'neither' by the decision table UNLESS a written exception; the small-cap live-inflection carve-out (genuine recent-quarter inflection + Furnastra mix + IBC launch catalyst) is invoked in verdict_reasoning, so a 10x-in-2-3-years label is permitted with conviction capped at Medium — actual conviction held at Low with an explicit unconfirmed caveat.</w:t>
+      </w:r>
+    </w:p>
+    <w:p>
+      <w:pPr>
         <w:pStyle w:val="Heading1"/>
         <w:spacing w:after="120" w:before="280"/>
       </w:pPr>
@@ -599,46 +2746,59 @@
           <w:sz w:val="24"/>
           <w:szCs w:val="24"/>
         </w:rPr>
-        <w:t xml:space="preserve">A micro-cap with an unconfirmed margin inflection and early trusted-user interest - assigned 10x-in-2-3-years at Low conviction pending a confirmed value-added ramp</w:t>
-      </w:r>
-    </w:p>
-    <w:p>
-      <w:pPr>
-        <w:pStyle w:val="ListParagraph"/>
-        <w:numPr>
-          <w:ilvl w:val="0"/>
-          <w:numId w:val="1"/>
-        </w:numPr>
-        <w:spacing w:after="60"/>
-      </w:pPr>
-      <w:r>
-        <w:t xml:space="preserve">Applies the project's small-cap inflection rule: a weak multi-year average with a specific recent-quarter profitability improvement (mix shift to hospital furniture) plus promoter warrant money is enough for a Low-conviction '10x-in-2-3-years (unconfirmed)' rather than 'neither'</w:t>
-      </w:r>
-    </w:p>
-    <w:p>
-      <w:pPr>
-        <w:pStyle w:val="ListParagraph"/>
-        <w:numPr>
-          <w:ilvl w:val="0"/>
-          <w:numId w:val="1"/>
-        </w:numPr>
-        <w:spacing w:after="60"/>
-      </w:pPr>
-      <w:r>
-        <w:t xml:space="preserve">Conviction is Low because revenue growth is still single-digit, the value-added revenue share is undisclosed, and the thread has only three posts</w:t>
-      </w:r>
-    </w:p>
-    <w:p>
-      <w:pPr>
-        <w:pStyle w:val="ListParagraph"/>
-        <w:numPr>
-          <w:ilvl w:val="0"/>
-          <w:numId w:val="1"/>
-        </w:numPr>
-        <w:spacing w:after="60"/>
-      </w:pPr>
-      <w:r>
-        <w:t xml:space="preserve">No red flag; not scheduled for a 30-day revisit given Low conviction - re-check when Q2/Q3 FY27 confirms (or refutes) the margin trend and segment mix</w:t>
+        <w:t xml:space="preserve">A micro-cap with a real but management-flagged-cyclical margin inflection and early trusted-user interest - 10x-in-2-3-years held at Low conviction (unconfirmed) pending a durable double-digit margin and a disclosed value-added ramp</w:t>
+      </w:r>
+    </w:p>
+    <w:p>
+      <w:pPr>
+        <w:pStyle w:val="ListParagraph"/>
+        <w:numPr>
+          <w:ilvl w:val="0"/>
+          <w:numId w:val="1"/>
+        </w:numPr>
+        <w:spacing w:after="60"/>
+      </w:pPr>
+      <w:r>
+        <w:t xml:space="preserve">four_box score 2.0 (all four boxes weak). By the decision table 2.0-2.5 defaults to 'neither' UNLESS a written exception - the small-cap live-inflection carve-out is invoked here: a weak multi-year average plus a genuine, quantified recent-quarter inflection (Q1 FY27 EBITDA margin 16.3% vs 5.9%, PAT +566%) plus a specific catalyst (Furnastra mix upgrade + re-launched IBC vertical) permits the 10x-in-2-3-years label with conviction capped at Medium and an explicit unconfirmed caveat</w:t>
+      </w:r>
+    </w:p>
+    <w:p>
+      <w:pPr>
+        <w:pStyle w:val="ListParagraph"/>
+        <w:numPr>
+          <w:ilvl w:val="0"/>
+          <w:numId w:val="1"/>
+        </w:numPr>
+        <w:spacing w:after="60"/>
+      </w:pPr>
+      <w:r>
+        <w:t xml:space="preserve">Conviction is held at Low (below the Medium cap): management's own 10-12% sustainable-EBITDA-margin guidance says the reported 16% is not the run-rate, topline still grows only ~10-12%, the Rs 1,000 Cr-by-FY28 target lacks support, and the Furnastra/IBC segment split is still undisclosed</w:t>
+      </w:r>
+    </w:p>
+    <w:p>
+      <w:pPr>
+        <w:pStyle w:val="ListParagraph"/>
+        <w:numPr>
+          <w:ilvl w:val="0"/>
+          <w:numId w:val="1"/>
+        </w:numPr>
+        <w:spacing w:after="60"/>
+      </w:pPr>
+      <w:r>
+        <w:t xml:space="preserve">Deep read is a net wash for conviction: debt halved and promoter cash came in (positives) but the margin-durability question is now confirmed by management guidance rather than resolved (negative). peak_margin_risk = true; growth_trajectory lumpy</w:t>
+      </w:r>
+    </w:p>
+    <w:p>
+      <w:pPr>
+        <w:pStyle w:val="ListParagraph"/>
+        <w:numPr>
+          <w:ilvl w:val="0"/>
+          <w:numId w:val="1"/>
+        </w:numPr>
+        <w:spacing w:after="60"/>
+      </w:pPr>
+      <w:r>
+        <w:t xml:space="preserve">No red flag. Re-check on Q2/Q3 FY27 - whether double-digit EBITDA margin holds and whether a segment split is finally disclosed</w:t>
       </w:r>
     </w:p>
     <w:p>
